--- a/posts/polyreg/index.docx
+++ b/posts/polyreg/index.docx
@@ -52,7 +52,7 @@
         </w:p>
       </w:sdtContent>
     </w:sdt>
-    <w:bookmarkStart w:id="43" w:name="introduction"/>
+    <w:bookmarkStart w:id="32" w:name="introduction"/>
     <w:p>
       <w:pPr>
         <w:pStyle w:val="Heading2"/>
@@ -69,7 +69,7 @@
         <w:t xml:space="preserve">Polynomial regression is an extension of linear regression that captures the relationship between the dependent and independent variables by fitting a polynomial equation. Unlike linear regression, where the model assumes a straight-line relationship, polynomial regression allows for more complex relationships, enabling the model to fit non-linear data more accurately.</w:t>
       </w:r>
     </w:p>
-    <w:bookmarkStart w:id="20" w:name="what-is-polynomial-regression"/>
+    <w:bookmarkStart w:id="9" w:name="what-is-polynomial-regression"/>
     <w:p>
       <w:pPr>
         <w:pStyle w:val="Heading3"/>
@@ -501,8 +501,8 @@
         <w:t xml:space="preserve">, etc.), but the model is still linear in terms of the coefficients, which is why it is often treated as a type of linear regression.</w:t>
       </w:r>
     </w:p>
-    <w:bookmarkEnd w:id="20"/>
-    <w:bookmarkStart w:id="21" w:name="X25e501f6cb8ad76b4906a1b70aacb4fc47c1ce0"/>
+    <w:bookmarkEnd w:id="9"/>
+    <w:bookmarkStart w:id="10" w:name="X25e501f6cb8ad76b4906a1b70aacb4fc47c1ce0"/>
     <w:p>
       <w:pPr>
         <w:pStyle w:val="Heading3"/>
@@ -846,93 +846,95 @@
             </m:rPr>
             <m:t>−</m:t>
           </m:r>
-          <m:d>
-            <m:dPr>
-              <m:begChr m:val="("/>
-              <m:sepChr m:val=""/>
-              <m:endChr m:val=")"/>
-              <m:grow/>
-            </m:dPr>
+          <m:r>
+            <m:rPr>
+              <m:sty m:val="p"/>
+            </m:rPr>
+            <m:t>(</m:t>
+          </m:r>
+          <m:sSub>
             <m:e>
-              <m:sSub>
-                <m:e>
-                  <m:r>
-                    <m:t>β</m:t>
-                  </m:r>
-                </m:e>
-                <m:sub>
-                  <m:r>
-                    <m:t>0</m:t>
-                  </m:r>
-                </m:sub>
-              </m:sSub>
-              <m:r>
-                <m:rPr>
-                  <m:sty m:val="p"/>
-                </m:rPr>
-                <m:t>+</m:t>
-              </m:r>
-              <m:sSub>
-                <m:e>
-                  <m:r>
-                    <m:t>β</m:t>
-                  </m:r>
-                </m:e>
-                <m:sub>
-                  <m:r>
-                    <m:t>1</m:t>
-                  </m:r>
-                </m:sub>
-              </m:sSub>
-              <m:sSub>
-                <m:e>
-                  <m:r>
-                    <m:t>X</m:t>
-                  </m:r>
-                </m:e>
-                <m:sub>
-                  <m:r>
-                    <m:t>i</m:t>
-                  </m:r>
-                </m:sub>
-              </m:sSub>
-              <m:r>
-                <m:rPr>
-                  <m:sty m:val="p"/>
-                </m:rPr>
-                <m:t>+</m:t>
-              </m:r>
-              <m:sSub>
-                <m:e>
-                  <m:r>
-                    <m:t>β</m:t>
-                  </m:r>
-                </m:e>
-                <m:sub>
-                  <m:r>
-                    <m:t>2</m:t>
-                  </m:r>
-                </m:sub>
-              </m:sSub>
-              <m:sSubSup>
-                <m:e>
-                  <m:r>
-                    <m:t>X</m:t>
-                  </m:r>
-                </m:e>
-                <m:sub>
-                  <m:r>
-                    <m:t>i</m:t>
-                  </m:r>
-                </m:sub>
-                <m:sup>
-                  <m:r>
-                    <m:t>2</m:t>
-                  </m:r>
-                </m:sup>
-              </m:sSubSup>
+              <m:r>
+                <m:t>β</m:t>
+              </m:r>
             </m:e>
-          </m:d>
+            <m:sub>
+              <m:r>
+                <m:t>0</m:t>
+              </m:r>
+            </m:sub>
+          </m:sSub>
+          <m:r>
+            <m:rPr>
+              <m:sty m:val="p"/>
+            </m:rPr>
+            <m:t>+</m:t>
+          </m:r>
+          <m:sSub>
+            <m:e>
+              <m:r>
+                <m:t>β</m:t>
+              </m:r>
+            </m:e>
+            <m:sub>
+              <m:r>
+                <m:t>1</m:t>
+              </m:r>
+            </m:sub>
+          </m:sSub>
+          <m:sSub>
+            <m:e>
+              <m:r>
+                <m:t>X</m:t>
+              </m:r>
+            </m:e>
+            <m:sub>
+              <m:r>
+                <m:t>i</m:t>
+              </m:r>
+            </m:sub>
+          </m:sSub>
+          <m:r>
+            <m:rPr>
+              <m:sty m:val="p"/>
+            </m:rPr>
+            <m:t>+</m:t>
+          </m:r>
+          <m:sSub>
+            <m:e>
+              <m:r>
+                <m:t>β</m:t>
+              </m:r>
+            </m:e>
+            <m:sub>
+              <m:r>
+                <m:t>2</m:t>
+              </m:r>
+            </m:sub>
+          </m:sSub>
+          <m:sSubSup>
+            <m:e>
+              <m:r>
+                <m:t>X</m:t>
+              </m:r>
+            </m:e>
+            <m:sub>
+              <m:r>
+                <m:t>i</m:t>
+              </m:r>
+            </m:sub>
+            <m:sup>
+              <m:r>
+                <m:t>2</m:t>
+              </m:r>
+            </m:sup>
+          </m:sSubSup>
+          <m:r>
+            <m:rPr>
+              <m:sty m:val="p"/>
+            </m:rPr>
+            <m:t>)</m:t>
+          </m:r>
         </m:oMath>
       </m:oMathPara>
     </w:p>
@@ -995,64 +997,66 @@
               </m:r>
             </m:sup>
             <m:e>
-              <m:sSup>
-                <m:e>
-                  <m:d>
-                    <m:dPr>
-                      <m:begChr m:val="("/>
-                      <m:sepChr m:val=""/>
-                      <m:endChr m:val=")"/>
-                      <m:grow/>
-                    </m:dPr>
-                    <m:e>
-                      <m:sSub>
-                        <m:e>
-                          <m:r>
-                            <m:t>y</m:t>
-                          </m:r>
-                        </m:e>
-                        <m:sub>
-                          <m:r>
-                            <m:t>i</m:t>
-                          </m:r>
-                        </m:sub>
-                      </m:sSub>
-                      <m:r>
-                        <m:rPr>
-                          <m:sty m:val="p"/>
-                        </m:rPr>
-                        <m:t>−</m:t>
-                      </m:r>
-                      <m:sSub>
-                        <m:e>
-                          <m:acc>
-                            <m:accPr>
-                              <m:chr m:val="̂"/>
-                            </m:accPr>
-                            <m:e>
-                              <m:r>
-                                <m:t>y</m:t>
-                              </m:r>
-                            </m:e>
-                          </m:acc>
-                        </m:e>
-                        <m:sub>
-                          <m:r>
-                            <m:t>i</m:t>
-                          </m:r>
-                        </m:sub>
-                      </m:sSub>
-                    </m:e>
-                  </m:d>
-                </m:e>
-                <m:sup>
-                  <m:r>
-                    <m:t>2</m:t>
-                  </m:r>
-                </m:sup>
-              </m:sSup>
+              <m:r>
+                <m:rPr>
+                  <m:sty m:val="p"/>
+                </m:rPr>
+                <m:t>(</m:t>
+              </m:r>
             </m:e>
           </m:nary>
+          <m:sSub>
+            <m:e>
+              <m:r>
+                <m:t>y</m:t>
+              </m:r>
+            </m:e>
+            <m:sub>
+              <m:r>
+                <m:t>i</m:t>
+              </m:r>
+            </m:sub>
+          </m:sSub>
+          <m:r>
+            <m:rPr>
+              <m:sty m:val="p"/>
+            </m:rPr>
+            <m:t>−</m:t>
+          </m:r>
+          <m:sSub>
+            <m:e>
+              <m:acc>
+                <m:accPr>
+                  <m:chr m:val="̂"/>
+                </m:accPr>
+                <m:e>
+                  <m:r>
+                    <m:t>y</m:t>
+                  </m:r>
+                </m:e>
+              </m:acc>
+            </m:e>
+            <m:sub>
+              <m:r>
+                <m:t>i</m:t>
+              </m:r>
+            </m:sub>
+          </m:sSub>
+          <m:sSup>
+            <m:e>
+              <m:r>
+                <m:rPr>
+                  <m:sty m:val="p"/>
+                </m:rPr>
+                <m:t>)</m:t>
+              </m:r>
+            </m:e>
+            <m:sup>
+              <m:r>
+                <m:t>2</m:t>
+              </m:r>
+            </m:sup>
+          </m:sSup>
           <m:r>
             <m:rPr>
               <m:sty m:val="p"/>
@@ -1086,132 +1090,136 @@
               </m:r>
             </m:sup>
             <m:e>
-              <m:sSup>
-                <m:e>
-                  <m:d>
-                    <m:dPr>
-                      <m:begChr m:val="("/>
-                      <m:sepChr m:val=""/>
-                      <m:endChr m:val=")"/>
-                      <m:grow/>
-                    </m:dPr>
-                    <m:e>
-                      <m:sSub>
-                        <m:e>
-                          <m:r>
-                            <m:t>y</m:t>
-                          </m:r>
-                        </m:e>
-                        <m:sub>
-                          <m:r>
-                            <m:t>i</m:t>
-                          </m:r>
-                        </m:sub>
-                      </m:sSub>
-                      <m:r>
-                        <m:rPr>
-                          <m:sty m:val="p"/>
-                        </m:rPr>
-                        <m:t>−</m:t>
-                      </m:r>
-                      <m:d>
-                        <m:dPr>
-                          <m:begChr m:val="("/>
-                          <m:sepChr m:val=""/>
-                          <m:endChr m:val=")"/>
-                          <m:grow/>
-                        </m:dPr>
-                        <m:e>
-                          <m:sSub>
-                            <m:e>
-                              <m:r>
-                                <m:t>β</m:t>
-                              </m:r>
-                            </m:e>
-                            <m:sub>
-                              <m:r>
-                                <m:t>0</m:t>
-                              </m:r>
-                            </m:sub>
-                          </m:sSub>
-                          <m:r>
-                            <m:rPr>
-                              <m:sty m:val="p"/>
-                            </m:rPr>
-                            <m:t>+</m:t>
-                          </m:r>
-                          <m:sSub>
-                            <m:e>
-                              <m:r>
-                                <m:t>β</m:t>
-                              </m:r>
-                            </m:e>
-                            <m:sub>
-                              <m:r>
-                                <m:t>1</m:t>
-                              </m:r>
-                            </m:sub>
-                          </m:sSub>
-                          <m:sSub>
-                            <m:e>
-                              <m:r>
-                                <m:t>X</m:t>
-                              </m:r>
-                            </m:e>
-                            <m:sub>
-                              <m:r>
-                                <m:t>i</m:t>
-                              </m:r>
-                            </m:sub>
-                          </m:sSub>
-                          <m:r>
-                            <m:rPr>
-                              <m:sty m:val="p"/>
-                            </m:rPr>
-                            <m:t>+</m:t>
-                          </m:r>
-                          <m:sSub>
-                            <m:e>
-                              <m:r>
-                                <m:t>β</m:t>
-                              </m:r>
-                            </m:e>
-                            <m:sub>
-                              <m:r>
-                                <m:t>2</m:t>
-                              </m:r>
-                            </m:sub>
-                          </m:sSub>
-                          <m:sSubSup>
-                            <m:e>
-                              <m:r>
-                                <m:t>X</m:t>
-                              </m:r>
-                            </m:e>
-                            <m:sub>
-                              <m:r>
-                                <m:t>i</m:t>
-                              </m:r>
-                            </m:sub>
-                            <m:sup>
-                              <m:r>
-                                <m:t>2</m:t>
-                              </m:r>
-                            </m:sup>
-                          </m:sSubSup>
-                        </m:e>
-                      </m:d>
-                    </m:e>
-                  </m:d>
-                </m:e>
-                <m:sup>
-                  <m:r>
-                    <m:t>2</m:t>
-                  </m:r>
-                </m:sup>
-              </m:sSup>
+              <m:r>
+                <m:rPr>
+                  <m:sty m:val="p"/>
+                </m:rPr>
+                <m:t>(</m:t>
+              </m:r>
             </m:e>
           </m:nary>
+          <m:sSub>
+            <m:e>
+              <m:r>
+                <m:t>y</m:t>
+              </m:r>
+            </m:e>
+            <m:sub>
+              <m:r>
+                <m:t>i</m:t>
+              </m:r>
+            </m:sub>
+          </m:sSub>
+          <m:r>
+            <m:rPr>
+              <m:sty m:val="p"/>
+            </m:rPr>
+            <m:t>−</m:t>
+          </m:r>
+          <m:r>
+            <m:rPr>
+              <m:sty m:val="p"/>
+            </m:rPr>
+            <m:t>(</m:t>
+          </m:r>
+          <m:sSub>
+            <m:e>
+              <m:r>
+                <m:t>β</m:t>
+              </m:r>
+            </m:e>
+            <m:sub>
+              <m:r>
+                <m:t>0</m:t>
+              </m:r>
+            </m:sub>
+          </m:sSub>
+          <m:r>
+            <m:rPr>
+              <m:sty m:val="p"/>
+            </m:rPr>
+            <m:t>+</m:t>
+          </m:r>
+          <m:sSub>
+            <m:e>
+              <m:r>
+                <m:t>β</m:t>
+              </m:r>
+            </m:e>
+            <m:sub>
+              <m:r>
+                <m:t>1</m:t>
+              </m:r>
+            </m:sub>
+          </m:sSub>
+          <m:sSub>
+            <m:e>
+              <m:r>
+                <m:t>X</m:t>
+              </m:r>
+            </m:e>
+            <m:sub>
+              <m:r>
+                <m:t>i</m:t>
+              </m:r>
+            </m:sub>
+          </m:sSub>
+          <m:r>
+            <m:rPr>
+              <m:sty m:val="p"/>
+            </m:rPr>
+            <m:t>+</m:t>
+          </m:r>
+          <m:sSub>
+            <m:e>
+              <m:r>
+                <m:t>β</m:t>
+              </m:r>
+            </m:e>
+            <m:sub>
+              <m:r>
+                <m:t>2</m:t>
+              </m:r>
+            </m:sub>
+          </m:sSub>
+          <m:sSubSup>
+            <m:e>
+              <m:r>
+                <m:t>X</m:t>
+              </m:r>
+            </m:e>
+            <m:sub>
+              <m:r>
+                <m:t>i</m:t>
+              </m:r>
+            </m:sub>
+            <m:sup>
+              <m:r>
+                <m:t>2</m:t>
+              </m:r>
+            </m:sup>
+          </m:sSubSup>
+          <m:r>
+            <m:rPr>
+              <m:sty m:val="p"/>
+            </m:rPr>
+            <m:t>)</m:t>
+          </m:r>
+          <m:sSup>
+            <m:e>
+              <m:r>
+                <m:rPr>
+                  <m:sty m:val="p"/>
+                </m:rPr>
+                <m:t>)</m:t>
+              </m:r>
+            </m:e>
+            <m:sup>
+              <m:r>
+                <m:t>2</m:t>
+              </m:r>
+            </m:sup>
+          </m:sSup>
         </m:oMath>
       </m:oMathPara>
     </w:p>
@@ -1845,65 +1853,69 @@
             </m:rPr>
             <m:t>=</m:t>
           </m:r>
+          <m:r>
+            <m:rPr>
+              <m:sty m:val="p"/>
+            </m:rPr>
+            <m:t>(</m:t>
+          </m:r>
+          <m:r>
+            <m:t>y</m:t>
+          </m:r>
+          <m:r>
+            <m:rPr>
+              <m:sty m:val="p"/>
+            </m:rPr>
+            <m:t>−</m:t>
+          </m:r>
+          <m:r>
+            <m:t>X</m:t>
+          </m:r>
+          <m:r>
+            <m:t>β</m:t>
+          </m:r>
           <m:sSup>
             <m:e>
-              <m:d>
-                <m:dPr>
-                  <m:begChr m:val="("/>
-                  <m:sepChr m:val=""/>
-                  <m:endChr m:val=")"/>
-                  <m:grow/>
-                </m:dPr>
-                <m:e>
-                  <m:r>
-                    <m:t>y</m:t>
-                  </m:r>
-                  <m:r>
-                    <m:rPr>
-                      <m:sty m:val="p"/>
-                    </m:rPr>
-                    <m:t>−</m:t>
-                  </m:r>
-                  <m:r>
-                    <m:t>X</m:t>
-                  </m:r>
-                  <m:r>
-                    <m:t>β</m:t>
-                  </m:r>
-                </m:e>
-              </m:d>
-            </m:e>
-            <m:sup>
-              <m:r>
-                <m:t>T</m:t>
-              </m:r>
-            </m:sup>
-          </m:sSup>
-          <m:d>
-            <m:dPr>
-              <m:begChr m:val="("/>
-              <m:sepChr m:val=""/>
-              <m:endChr m:val=")"/>
-              <m:grow/>
-            </m:dPr>
-            <m:e>
-              <m:r>
-                <m:t>y</m:t>
-              </m:r>
               <m:r>
                 <m:rPr>
                   <m:sty m:val="p"/>
                 </m:rPr>
-                <m:t>−</m:t>
-              </m:r>
-              <m:r>
-                <m:t>X</m:t>
-              </m:r>
-              <m:r>
-                <m:t>β</m:t>
+                <m:t>)</m:t>
               </m:r>
             </m:e>
-          </m:d>
+            <m:sup>
+              <m:r>
+                <m:t>T</m:t>
+              </m:r>
+            </m:sup>
+          </m:sSup>
+          <m:r>
+            <m:rPr>
+              <m:sty m:val="p"/>
+            </m:rPr>
+            <m:t>(</m:t>
+          </m:r>
+          <m:r>
+            <m:t>y</m:t>
+          </m:r>
+          <m:r>
+            <m:rPr>
+              <m:sty m:val="p"/>
+            </m:rPr>
+            <m:t>−</m:t>
+          </m:r>
+          <m:r>
+            <m:t>X</m:t>
+          </m:r>
+          <m:r>
+            <m:t>β</m:t>
+          </m:r>
+          <m:r>
+            <m:rPr>
+              <m:sty m:val="p"/>
+            </m:rPr>
+            <m:t>)</m:t>
+          </m:r>
         </m:oMath>
       </m:oMathPara>
     </w:p>
@@ -1962,65 +1974,69 @@
               </m:r>
             </m:den>
           </m:f>
+          <m:r>
+            <m:rPr>
+              <m:sty m:val="p"/>
+            </m:rPr>
+            <m:t>(</m:t>
+          </m:r>
+          <m:r>
+            <m:t>y</m:t>
+          </m:r>
+          <m:r>
+            <m:rPr>
+              <m:sty m:val="p"/>
+            </m:rPr>
+            <m:t>−</m:t>
+          </m:r>
+          <m:r>
+            <m:t>X</m:t>
+          </m:r>
+          <m:r>
+            <m:t>β</m:t>
+          </m:r>
           <m:sSup>
             <m:e>
-              <m:d>
-                <m:dPr>
-                  <m:begChr m:val="("/>
-                  <m:sepChr m:val=""/>
-                  <m:endChr m:val=")"/>
-                  <m:grow/>
-                </m:dPr>
-                <m:e>
-                  <m:r>
-                    <m:t>y</m:t>
-                  </m:r>
-                  <m:r>
-                    <m:rPr>
-                      <m:sty m:val="p"/>
-                    </m:rPr>
-                    <m:t>−</m:t>
-                  </m:r>
-                  <m:r>
-                    <m:t>X</m:t>
-                  </m:r>
-                  <m:r>
-                    <m:t>β</m:t>
-                  </m:r>
-                </m:e>
-              </m:d>
-            </m:e>
-            <m:sup>
-              <m:r>
-                <m:t>T</m:t>
-              </m:r>
-            </m:sup>
-          </m:sSup>
-          <m:d>
-            <m:dPr>
-              <m:begChr m:val="("/>
-              <m:sepChr m:val=""/>
-              <m:endChr m:val=")"/>
-              <m:grow/>
-            </m:dPr>
-            <m:e>
-              <m:r>
-                <m:t>y</m:t>
-              </m:r>
               <m:r>
                 <m:rPr>
                   <m:sty m:val="p"/>
                 </m:rPr>
-                <m:t>−</m:t>
-              </m:r>
-              <m:r>
-                <m:t>X</m:t>
-              </m:r>
-              <m:r>
-                <m:t>β</m:t>
+                <m:t>)</m:t>
               </m:r>
             </m:e>
-          </m:d>
+            <m:sup>
+              <m:r>
+                <m:t>T</m:t>
+              </m:r>
+            </m:sup>
+          </m:sSup>
+          <m:r>
+            <m:rPr>
+              <m:sty m:val="p"/>
+            </m:rPr>
+            <m:t>(</m:t>
+          </m:r>
+          <m:r>
+            <m:t>y</m:t>
+          </m:r>
+          <m:r>
+            <m:rPr>
+              <m:sty m:val="p"/>
+            </m:rPr>
+            <m:t>−</m:t>
+          </m:r>
+          <m:r>
+            <m:t>X</m:t>
+          </m:r>
+          <m:r>
+            <m:t>β</m:t>
+          </m:r>
+          <m:r>
+            <m:rPr>
+              <m:sty m:val="p"/>
+            </m:rPr>
+            <m:t>)</m:t>
+          </m:r>
           <m:r>
             <m:rPr>
               <m:sty m:val="p"/>
@@ -2048,31 +2064,33 @@
               </m:r>
             </m:sup>
           </m:sSup>
-          <m:d>
-            <m:dPr>
-              <m:begChr m:val="("/>
-              <m:sepChr m:val=""/>
-              <m:endChr m:val=")"/>
-              <m:grow/>
-            </m:dPr>
-            <m:e>
-              <m:r>
-                <m:t>y</m:t>
-              </m:r>
-              <m:r>
-                <m:rPr>
-                  <m:sty m:val="p"/>
-                </m:rPr>
-                <m:t>−</m:t>
-              </m:r>
-              <m:r>
-                <m:t>X</m:t>
-              </m:r>
-              <m:r>
-                <m:t>β</m:t>
-              </m:r>
-            </m:e>
-          </m:d>
+          <m:r>
+            <m:rPr>
+              <m:sty m:val="p"/>
+            </m:rPr>
+            <m:t>(</m:t>
+          </m:r>
+          <m:r>
+            <m:t>y</m:t>
+          </m:r>
+          <m:r>
+            <m:rPr>
+              <m:sty m:val="p"/>
+            </m:rPr>
+            <m:t>−</m:t>
+          </m:r>
+          <m:r>
+            <m:t>X</m:t>
+          </m:r>
+          <m:r>
+            <m:t>β</m:t>
+          </m:r>
+          <m:r>
+            <m:rPr>
+              <m:sty m:val="p"/>
+            </m:rPr>
+            <m:t>)</m:t>
+          </m:r>
           <m:r>
             <m:rPr>
               <m:sty m:val="p"/>
@@ -2122,33 +2140,35 @@
             </m:rPr>
             <m:t>=</m:t>
           </m:r>
+          <m:r>
+            <m:rPr>
+              <m:sty m:val="p"/>
+            </m:rPr>
+            <m:t>(</m:t>
+          </m:r>
           <m:sSup>
             <m:e>
-              <m:d>
-                <m:dPr>
-                  <m:begChr m:val="("/>
-                  <m:sepChr m:val=""/>
-                  <m:endChr m:val=")"/>
-                  <m:grow/>
-                </m:dPr>
-                <m:e>
-                  <m:sSup>
-                    <m:e>
-                      <m:r>
-                        <m:t>X</m:t>
-                      </m:r>
-                    </m:e>
-                    <m:sup>
-                      <m:r>
-                        <m:t>T</m:t>
-                      </m:r>
-                    </m:sup>
-                  </m:sSup>
-                  <m:r>
-                    <m:t>X</m:t>
-                  </m:r>
-                </m:e>
-              </m:d>
+              <m:r>
+                <m:t>X</m:t>
+              </m:r>
+            </m:e>
+            <m:sup>
+              <m:r>
+                <m:t>T</m:t>
+              </m:r>
+            </m:sup>
+          </m:sSup>
+          <m:r>
+            <m:t>X</m:t>
+          </m:r>
+          <m:sSup>
+            <m:e>
+              <m:r>
+                <m:rPr>
+                  <m:sty m:val="p"/>
+                </m:rPr>
+                <m:t>)</m:t>
+              </m:r>
             </m:e>
             <m:sup>
               <m:r>
@@ -2256,8 +2276,8 @@
         <w:t xml:space="preserve">page.</w:t>
       </w:r>
     </w:p>
-    <w:bookmarkEnd w:id="21"/>
-    <w:bookmarkStart w:id="28" w:name="X0655b683c3319f6bb8c249dc9ac726d93b7076a"/>
+    <w:bookmarkEnd w:id="10"/>
+    <w:bookmarkStart w:id="17" w:name="X0655b683c3319f6bb8c249dc9ac726d93b7076a"/>
     <w:p>
       <w:pPr>
         <w:pStyle w:val="Heading3"/>
@@ -2925,18 +2945,18 @@
           <wp:inline>
             <wp:extent cx="4333875" cy="3571875"/>
             <wp:effectExtent b="0" l="0" r="0" t="0"/>
-            <wp:docPr descr="" title="" id="23" name="Picture"/>
+            <wp:docPr descr="" title="" id="12" name="Picture"/>
             <a:graphic>
               <a:graphicData uri="http://schemas.openxmlformats.org/drawingml/2006/picture">
                 <pic:pic>
                   <pic:nvPicPr>
-                    <pic:cNvPr descr="index_files/figure-docx/cell-2-output-1.png" id="24" name="Picture"/>
+                    <pic:cNvPr descr="index_files/figure-docx/cell-2-output-1.png" id="13" name="Picture"/>
                     <pic:cNvPicPr>
                       <a:picLocks noChangeArrowheads="1" noChangeAspect="1"/>
                     </pic:cNvPicPr>
                   </pic:nvPicPr>
                   <pic:blipFill>
-                    <a:blip r:embed="rId22"/>
+                    <a:blip r:embed="rId11"/>
                     <a:stretch>
                       <a:fillRect/>
                     </a:stretch>
@@ -3683,18 +3703,18 @@
           <wp:inline>
             <wp:extent cx="4333875" cy="3571875"/>
             <wp:effectExtent b="0" l="0" r="0" t="0"/>
-            <wp:docPr descr="" title="" id="26" name="Picture"/>
+            <wp:docPr descr="" title="" id="15" name="Picture"/>
             <a:graphic>
               <a:graphicData uri="http://schemas.openxmlformats.org/drawingml/2006/picture">
                 <pic:pic>
                   <pic:nvPicPr>
-                    <pic:cNvPr descr="index_files/figure-docx/cell-5-output-1.png" id="27" name="Picture"/>
+                    <pic:cNvPr descr="index_files/figure-docx/cell-5-output-1.png" id="16" name="Picture"/>
                     <pic:cNvPicPr>
                       <a:picLocks noChangeArrowheads="1" noChangeAspect="1"/>
                     </pic:cNvPicPr>
                   </pic:nvPicPr>
                   <pic:blipFill>
-                    <a:blip r:embed="rId25"/>
+                    <a:blip r:embed="rId14"/>
                     <a:stretch>
                       <a:fillRect/>
                     </a:stretch>
@@ -3830,8 +3850,8 @@
         <w:t xml:space="preserve">Mean Squared Error: 9.447441952450275</w:t>
       </w:r>
     </w:p>
-    <w:bookmarkEnd w:id="28"/>
-    <w:bookmarkStart w:id="42" w:name="Xc21602e27d29ff726f999f2f47ce7f8c4ea422c"/>
+    <w:bookmarkEnd w:id="17"/>
+    <w:bookmarkStart w:id="31" w:name="Xc21602e27d29ff726f999f2f47ce7f8c4ea422c"/>
     <w:p>
       <w:pPr>
         <w:pStyle w:val="Heading3"/>
@@ -4575,18 +4595,18 @@
           <wp:inline>
             <wp:extent cx="4267200" cy="3571875"/>
             <wp:effectExtent b="0" l="0" r="0" t="0"/>
-            <wp:docPr descr="" title="" id="30" name="Picture"/>
+            <wp:docPr descr="" title="" id="19" name="Picture"/>
             <a:graphic>
               <a:graphicData uri="http://schemas.openxmlformats.org/drawingml/2006/picture">
                 <pic:pic>
                   <pic:nvPicPr>
-                    <pic:cNvPr descr="index_files/figure-docx/cell-7-output-2.png" id="31" name="Picture"/>
+                    <pic:cNvPr descr="index_files/figure-docx/cell-7-output-2.png" id="20" name="Picture"/>
                     <pic:cNvPicPr>
                       <a:picLocks noChangeArrowheads="1" noChangeAspect="1"/>
                     </pic:cNvPicPr>
                   </pic:nvPicPr>
                   <pic:blipFill>
-                    <a:blip r:embed="rId29"/>
+                    <a:blip r:embed="rId18"/>
                     <a:stretch>
                       <a:fillRect/>
                     </a:stretch>
@@ -4893,18 +4913,18 @@
           <wp:inline>
             <wp:extent cx="4333875" cy="3209925"/>
             <wp:effectExtent b="0" l="0" r="0" t="0"/>
-            <wp:docPr descr="" title="" id="33" name="Picture"/>
+            <wp:docPr descr="" title="" id="22" name="Picture"/>
             <a:graphic>
               <a:graphicData uri="http://schemas.openxmlformats.org/drawingml/2006/picture">
                 <pic:pic>
                   <pic:nvPicPr>
-                    <pic:cNvPr descr="index_files/figure-docx/cell-8-output-1.png" id="34" name="Picture"/>
+                    <pic:cNvPr descr="index_files/figure-docx/cell-8-output-1.png" id="23" name="Picture"/>
                     <pic:cNvPicPr>
                       <a:picLocks noChangeArrowheads="1" noChangeAspect="1"/>
                     </pic:cNvPicPr>
                   </pic:nvPicPr>
                   <pic:blipFill>
-                    <a:blip r:embed="rId32"/>
+                    <a:blip r:embed="rId21"/>
                     <a:stretch>
                       <a:fillRect/>
                     </a:stretch>
@@ -5055,18 +5075,18 @@
           <wp:inline>
             <wp:extent cx="4267200" cy="3571875"/>
             <wp:effectExtent b="0" l="0" r="0" t="0"/>
-            <wp:docPr descr="" title="" id="36" name="Picture"/>
+            <wp:docPr descr="" title="" id="25" name="Picture"/>
             <a:graphic>
               <a:graphicData uri="http://schemas.openxmlformats.org/drawingml/2006/picture">
                 <pic:pic>
                   <pic:nvPicPr>
-                    <pic:cNvPr descr="index_files/figure-docx/cell-9-output-1.png" id="37" name="Picture"/>
+                    <pic:cNvPr descr="index_files/figure-docx/cell-9-output-1.png" id="26" name="Picture"/>
                     <pic:cNvPicPr>
                       <a:picLocks noChangeArrowheads="1" noChangeAspect="1"/>
                     </pic:cNvPicPr>
                   </pic:nvPicPr>
                   <pic:blipFill>
-                    <a:blip r:embed="rId35"/>
+                    <a:blip r:embed="rId24"/>
                     <a:stretch>
                       <a:fillRect/>
                     </a:stretch>
@@ -5418,18 +5438,18 @@
           <wp:inline>
             <wp:extent cx="4171950" cy="3209925"/>
             <wp:effectExtent b="0" l="0" r="0" t="0"/>
-            <wp:docPr descr="" title="" id="39" name="Picture"/>
+            <wp:docPr descr="" title="" id="28" name="Picture"/>
             <a:graphic>
               <a:graphicData uri="http://schemas.openxmlformats.org/drawingml/2006/picture">
                 <pic:pic>
                   <pic:nvPicPr>
-                    <pic:cNvPr descr="index_files/figure-docx/cell-10-output-1.png" id="40" name="Picture"/>
+                    <pic:cNvPr descr="index_files/figure-docx/cell-10-output-1.png" id="29" name="Picture"/>
                     <pic:cNvPicPr>
                       <a:picLocks noChangeArrowheads="1" noChangeAspect="1"/>
                     </pic:cNvPicPr>
                   </pic:nvPicPr>
                   <pic:blipFill>
-                    <a:blip r:embed="rId38"/>
+                    <a:blip r:embed="rId27"/>
                     <a:stretch>
                       <a:fillRect/>
                     </a:stretch>
@@ -5554,8 +5574,8 @@
         <w:t xml:space="preserve"> </w:t>
       </w:r>
     </w:p>
-    <w:bookmarkStart w:id="41" w:name="fb-root"/>
-    <w:bookmarkEnd w:id="41"/>
+    <w:bookmarkStart w:id="30" w:name="fb-root"/>
+    <w:bookmarkEnd w:id="30"/>
     <w:p>
       <w:pPr>
         <w:pStyle w:val="BodyText"/>
@@ -5568,8 +5588,8 @@
         <w:t xml:space="preserve">You may also like</w:t>
       </w:r>
     </w:p>
-    <w:bookmarkEnd w:id="42"/>
-    <w:bookmarkEnd w:id="43"/>
+    <w:bookmarkEnd w:id="31"/>
+    <w:bookmarkEnd w:id="32"/>
     <w:sectPr>
       <w:footnotePr>
         <w:numRestart w:val="eachSect"/>
@@ -5797,10 +5817,10 @@
   <w:docDefaults>
     <w:rPrDefault>
       <w:rPr>
-        <w:rFonts w:asciiTheme="minorHAnsi" w:cstheme="minorBidi" w:eastAsiaTheme="minorHAnsi" w:hAnsiTheme="minorHAnsi"/>
+        <w:rFonts w:asciiTheme="minorHAnsi" w:cstheme="minorBidi" w:eastAsiaTheme="minorEastAsia" w:hAnsiTheme="minorHAnsi"/>
         <w:sz w:val="24"/>
         <w:szCs w:val="24"/>
-        <w:lang w:bidi="ar-SA" w:eastAsia="en-US" w:val="en-US"/>
+        <w:lang w:bidi="ar-SA" w:eastAsia="zh-CN" w:val="en-US"/>
       </w:rPr>
     </w:rPrDefault>
     <w:pPrDefault>
@@ -6341,13 +6361,6 @@
       </w:tblCellMar>
     </w:tblPr>
     <w:tblStylePr w:type="firstRow">
-      <w:tblPr>
-        <w:jc w:val="left"/>
-        <w:tblInd w:type="dxa" w:w="0"/>
-      </w:tblPr>
-      <w:trPr>
-        <w:jc w:val="left"/>
-      </w:trPr>
       <w:tcPr>
         <w:tcBorders>
           <w:bottom w:val="single"/>

--- a/posts/polyreg/index.docx
+++ b/posts/polyreg/index.docx
@@ -52,7 +52,7 @@
         </w:p>
       </w:sdtContent>
     </w:sdt>
-    <w:bookmarkStart w:id="32" w:name="introduction"/>
+    <w:bookmarkStart w:id="31" w:name="introduction"/>
     <w:p>
       <w:pPr>
         <w:pStyle w:val="Heading2"/>
@@ -3851,7 +3851,7 @@
       </w:r>
     </w:p>
     <w:bookmarkEnd w:id="17"/>
-    <w:bookmarkStart w:id="31" w:name="Xc21602e27d29ff726f999f2f47ce7f8c4ea422c"/>
+    <w:bookmarkStart w:id="30" w:name="Xc21602e27d29ff726f999f2f47ce7f8c4ea422c"/>
     <w:p>
       <w:pPr>
         <w:pStyle w:val="Heading3"/>
@@ -5532,64 +5532,11 @@
           <w:b/>
           <w:bCs/>
         </w:rPr>
-        <w:t xml:space="preserve">Share on</w:t>
-      </w:r>
-    </w:p>
-    <w:p>
-      <w:pPr>
-        <w:pStyle w:val="BodyText"/>
-      </w:pPr>
-    </w:p>
-    <w:p>
-      <w:pPr>
-        <w:pStyle w:val="BodyText"/>
-      </w:pPr>
-      <w:r>
-        <w:t xml:space="preserve"> </w:t>
-      </w:r>
-    </w:p>
-    <w:p>
-      <w:pPr>
-        <w:pStyle w:val="BodyText"/>
-      </w:pPr>
-    </w:p>
-    <w:p>
-      <w:pPr>
-        <w:pStyle w:val="BodyText"/>
-      </w:pPr>
-      <w:r>
-        <w:t xml:space="preserve"> </w:t>
-      </w:r>
-    </w:p>
-    <w:p>
-      <w:pPr>
-        <w:pStyle w:val="BodyText"/>
-      </w:pPr>
-    </w:p>
-    <w:p>
-      <w:pPr>
-        <w:pStyle w:val="BodyText"/>
-      </w:pPr>
-      <w:r>
-        <w:t xml:space="preserve"> </w:t>
-      </w:r>
-    </w:p>
-    <w:bookmarkStart w:id="30" w:name="fb-root"/>
+        <w:t xml:space="preserve">You may also like</w:t>
+      </w:r>
+    </w:p>
     <w:bookmarkEnd w:id="30"/>
-    <w:p>
-      <w:pPr>
-        <w:pStyle w:val="BodyText"/>
-      </w:pPr>
-      <w:r>
-        <w:rPr>
-          <w:b/>
-          <w:bCs/>
-        </w:rPr>
-        <w:t xml:space="preserve">You may also like</w:t>
-      </w:r>
-    </w:p>
     <w:bookmarkEnd w:id="31"/>
-    <w:bookmarkEnd w:id="32"/>
     <w:sectPr>
       <w:footnotePr>
         <w:numRestart w:val="eachSect"/>
